--- a/test-contracts/redlined/Northwind-Mutual-NDA-redlined.docx
+++ b/test-contracts/redlined/Northwind-Mutual-NDA-redlined.docx
@@ -337,7 +337,7 @@
                 <w:szCs w:val="16"/>
               </w:rPr>
             </w:pPr>
-            <w:del w:id="1006" w:author="Northwind Legal" w:date="2026-10-17T01:47:38Z">
+            <w:del w:id="1006" w:author="Northwind Legal" w:date="2026-10-17T10:08:57Z">
               <w:r>
                 <w:rPr>
                   <w:rFonts w:ascii="Arial" w:hAnsi="Arial" w:cs="Arial"/>
@@ -349,7 +349,7 @@
                 <w:delText>[</w:delText>
               </w:r>
             </w:del>
-            <w:del w:id="1007" w:author="Northwind Legal" w:date="2026-10-17T01:47:38Z">
+            <w:del w:id="1007" w:author="Northwind Legal" w:date="2026-10-17T10:08:57Z">
               <w:r>
                 <w:rPr>
                   <w:rFonts w:ascii="Arial" w:hAnsi="Arial" w:cs="Arial"/>
@@ -363,7 +363,7 @@
               </w:r>
             </w:del>
             <w:proofErr w:type="gramStart"/>
-            <w:del w:id="1008" w:author="Northwind Legal" w:date="2026-10-17T01:47:38Z">
+            <w:del w:id="1008" w:author="Northwind Legal" w:date="2026-10-17T10:08:57Z">
               <w:r>
                 <w:rPr>
                   <w:rFonts w:ascii="Arial" w:hAnsi="Arial" w:cs="Arial"/>
@@ -377,7 +377,7 @@
               </w:r>
             </w:del>
             <w:proofErr w:type="gramEnd"/>
-            <w:del w:id="1009" w:author="Northwind Legal" w:date="2026-10-17T01:47:38Z">
+            <w:del w:id="1009" w:author="Northwind Legal" w:date="2026-10-17T10:08:57Z">
               <w:r>
                 <w:rPr>
                   <w:rFonts w:ascii="Arial" w:hAnsi="Arial" w:cs="Arial"/>
@@ -390,7 +390,7 @@
                 <w:delText xml:space="preserve"> </w:delText>
               </w:r>
             </w:del>
-            <w:ins w:id="1005" w:author="Northwind Legal" w:date="2026-10-17T01:47:38Z">
+            <w:ins w:id="1005" w:author="Northwind Legal" w:date="2026-10-17T10:08:57Z">
               <w:r>
                 <w:rPr>
                   <w:rFonts w:ascii="Arial" w:hAnsi="Arial" w:cs="Arial"/>
@@ -414,7 +414,7 @@
               </w:rPr>
               <w:t xml:space="preserve">a </w:t>
             </w:r>
-            <w:del w:id="1004" w:author="Northwind Legal" w:date="2026-10-17T01:47:38Z">
+            <w:del w:id="1004" w:author="Northwind Legal" w:date="2026-10-17T10:08:57Z">
               <w:r>
                 <w:rPr>
                   <w:rFonts w:ascii="Arial" w:hAnsi="Arial" w:cs="Arial"/>
@@ -427,7 +427,7 @@
                 <w:delText xml:space="preserve">business relationship with </w:delText>
               </w:r>
             </w:del>
-            <w:ins w:id="1003" w:author="Northwind Legal" w:date="2026-10-17T01:47:38Z">
+            <w:ins w:id="1003" w:author="Northwind Legal" w:date="2026-10-17T10:08:57Z">
               <w:r>
                 <w:rPr>
                   <w:rFonts w:ascii="Arial" w:hAnsi="Arial" w:cs="Arial"/>
@@ -451,7 +451,7 @@
               </w:rPr>
               <w:t xml:space="preserve">the </w:t>
             </w:r>
-            <w:del w:id="1001" w:author="Northwind Legal" w:date="2026-10-17T01:47:38Z">
+            <w:del w:id="1001" w:author="Northwind Legal" w:date="2026-10-17T10:08:57Z">
               <w:r>
                 <w:rPr>
                   <w:rFonts w:ascii="Arial" w:hAnsi="Arial" w:cs="Arial"/>
@@ -464,7 +464,7 @@
                 <w:delText xml:space="preserve">other party.</w:delText>
               </w:r>
             </w:del>
-            <w:del w:id="1002" w:author="Northwind Legal" w:date="2026-10-17T01:47:38Z">
+            <w:del w:id="1002" w:author="Northwind Legal" w:date="2026-10-17T10:08:57Z">
               <w:r>
                 <w:rPr>
                   <w:rFonts w:ascii="Arial" w:hAnsi="Arial" w:cs="Arial"/>
@@ -476,7 +476,7 @@
                 <w:delText>]</w:delText>
               </w:r>
             </w:del>
-            <w:ins w:id="1000" w:author="Northwind Legal" w:date="2026-10-17T01:47:38Z">
+            <w:ins w:id="1000" w:author="Northwind Legal" w:date="2026-10-17T10:08:57Z">
               <w:r>
                 <w:rPr>
                   <w:rFonts w:ascii="Arial" w:hAnsi="Arial" w:cs="Arial"/>
@@ -558,7 +558,7 @@
                 <w:szCs w:val="16"/>
               </w:rPr>
             </w:pPr>
-            <w:del w:id="1011" w:author="Northwind Legal" w:date="2026-10-17T01:47:38Z">
+            <w:del w:id="1011" w:author="Northwind Legal" w:date="2026-10-17T10:08:57Z">
               <w:r>
                 <w:rPr>
                   <w:rFonts w:ascii="Arial" w:hAnsi="Arial" w:cs="Arial"/>
@@ -570,7 +570,7 @@
                 <w:delText>[</w:delText>
               </w:r>
             </w:del>
-            <w:del w:id="1012" w:author="Northwind Legal" w:date="2026-10-17T01:47:38Z">
+            <w:del w:id="1012" w:author="Northwind Legal" w:date="2026-10-17T10:08:57Z">
               <w:r>
                 <w:rPr>
                   <w:rFonts w:ascii="Arial" w:hAnsi="Arial" w:cs="Arial"/>
@@ -583,7 +583,7 @@
                 <w:delText>Fill in: today’s date</w:delText>
               </w:r>
             </w:del>
-            <w:del w:id="1013" w:author="Northwind Legal" w:date="2026-10-17T01:47:38Z">
+            <w:del w:id="1013" w:author="Northwind Legal" w:date="2026-10-17T10:08:57Z">
               <w:r>
                 <w:rPr>
                   <w:rFonts w:ascii="Arial" w:hAnsi="Arial" w:cs="Arial"/>
@@ -595,7 +595,7 @@
                 <w:delText>]</w:delText>
               </w:r>
             </w:del>
-            <w:ins w:id="1010" w:author="Northwind Legal" w:date="2026-10-17T01:47:38Z">
+            <w:ins w:id="1010" w:author="Northwind Legal" w:date="2026-10-17T10:08:57Z">
               <w:r>
                 <w:rPr>
                   <w:rFonts w:ascii="Arial" w:hAnsi="Arial" w:cs="Arial"/>
@@ -1182,7 +1182,7 @@
               </w:rPr>
               <w:t xml:space="preserve">The laws of the State of </w:t>
             </w:r>
-            <w:del w:id="1015" w:author="Northwind Legal" w:date="2026-10-17T01:47:38Z">
+            <w:del w:id="1015" w:author="Northwind Legal" w:date="2026-10-17T10:08:57Z">
               <w:r>
                 <w:rPr>
                   <w:rFonts w:ascii="Arial" w:hAnsi="Arial" w:cs="Arial"/>
@@ -1194,7 +1194,7 @@
                 <w:delText>[</w:delText>
               </w:r>
             </w:del>
-            <w:del w:id="1016" w:author="Northwind Legal" w:date="2026-10-17T01:47:38Z">
+            <w:del w:id="1016" w:author="Northwind Legal" w:date="2026-10-17T10:08:57Z">
               <w:r>
                 <w:rPr>
                   <w:rFonts w:ascii="Arial" w:hAnsi="Arial" w:cs="Arial"/>
@@ -1207,7 +1207,7 @@
                 <w:delText>fill in state</w:delText>
               </w:r>
             </w:del>
-            <w:del w:id="1017" w:author="Northwind Legal" w:date="2026-10-17T01:47:38Z">
+            <w:del w:id="1017" w:author="Northwind Legal" w:date="2026-10-17T10:08:57Z">
               <w:r>
                 <w:rPr>
                   <w:rFonts w:ascii="Arial" w:hAnsi="Arial" w:cs="Arial"/>
@@ -1219,7 +1219,7 @@
                 <w:delText>]</w:delText>
               </w:r>
             </w:del>
-            <w:del w:id="1018" w:author="Northwind Legal" w:date="2026-10-17T01:47:38Z">
+            <w:del w:id="1018" w:author="Northwind Legal" w:date="2026-10-17T10:08:57Z">
               <w:r>
                 <w:rPr>
                   <w:rFonts w:ascii="Arial" w:hAnsi="Arial" w:cs="Arial"/>
@@ -1230,7 +1230,7 @@
                 <w:delText>.</w:delText>
               </w:r>
             </w:del>
-            <w:ins w:id="1014" w:author="Northwind Legal" w:date="2026-10-17T01:47:38Z">
+            <w:ins w:id="1014" w:author="Northwind Legal" w:date="2026-10-17T10:08:57Z">
               <w:r>
                 <w:rPr>
                   <w:rFonts w:ascii="Arial" w:hAnsi="Arial" w:cs="Arial"/>
@@ -1314,7 +1314,7 @@
               </w:rPr>
               <w:t xml:space="preserve">The state and federal courts located in </w:t>
             </w:r>
-            <w:del w:id="1020" w:author="Northwind Legal" w:date="2026-10-17T01:47:38Z">
+            <w:del w:id="1020" w:author="Northwind Legal" w:date="2026-10-17T10:08:57Z">
               <w:r>
                 <w:rPr>
                   <w:rFonts w:ascii="Arial" w:hAnsi="Arial" w:cs="Arial"/>
@@ -1326,7 +1326,7 @@
                 <w:delText>[</w:delText>
               </w:r>
             </w:del>
-            <w:del w:id="1021" w:author="Northwind Legal" w:date="2026-10-17T01:47:38Z">
+            <w:del w:id="1021" w:author="Northwind Legal" w:date="2026-10-17T10:08:57Z">
               <w:r>
                 <w:rPr>
                   <w:rFonts w:ascii="Arial" w:hAnsi="Arial" w:cs="Arial"/>
@@ -1339,7 +1339,7 @@
                 <w:delText>fill in state and/or county</w:delText>
               </w:r>
             </w:del>
-            <w:del w:id="1022" w:author="Northwind Legal" w:date="2026-10-17T01:47:38Z">
+            <w:del w:id="1022" w:author="Northwind Legal" w:date="2026-10-17T10:08:57Z">
               <w:r>
                 <w:rPr>
                   <w:rFonts w:ascii="Arial" w:hAnsi="Arial" w:cs="Arial"/>
@@ -1351,7 +1351,7 @@
                 <w:delText>]</w:delText>
               </w:r>
             </w:del>
-            <w:del w:id="1023" w:author="Northwind Legal" w:date="2026-10-17T01:47:38Z">
+            <w:del w:id="1023" w:author="Northwind Legal" w:date="2026-10-17T10:08:57Z">
               <w:r>
                 <w:rPr>
                   <w:rFonts w:ascii="Arial" w:hAnsi="Arial" w:cs="Arial"/>
@@ -1362,7 +1362,7 @@
                 <w:delText>.</w:delText>
               </w:r>
             </w:del>
-            <w:ins w:id="1019" w:author="Northwind Legal" w:date="2026-10-17T01:47:38Z">
+            <w:ins w:id="1019" w:author="Northwind Legal" w:date="2026-10-17T10:08:57Z">
               <w:r>
                 <w:rPr>
                   <w:rFonts w:ascii="Arial" w:hAnsi="Arial" w:cs="Arial"/>
@@ -2675,7 +2675,7 @@
         </w:rPr>
         <w:t xml:space="preserve">; (b) not disclose Confidential Information to third parties without the Disclosing Party’s prior written approval, except that the Receiving Party may disclose Confidential Information to its </w:t>
       </w:r>
-      <w:ins w:id="1024" w:author="Northwind Legal" w:date="2026-10-17T01:47:38Z">
+      <w:ins w:id="1024" w:author="Northwind Legal" w:date="2026-10-17T10:08:57Z">
         <w:r>
           <w:rPr>
             <w:rFonts w:ascii="Arial" w:hAnsi="Arial" w:cs="Arial"/>
@@ -2754,7 +2754,7 @@
         </w:rPr>
         <w:t>. The Receiving Party’s obligations in this MNDA do not apply to information that it can demonstrate: (a) is or becomes publicly available through no fault of the Receiving Party; (b) it rightfully knew or possessed prior to receipt from the Disclosing Party without confidentiality restrictions; (c) it rightfully obtained from a third party without confidentiality restrictions; or (d) it independently developed without using or referencing the Confidential Information.</w:t>
       </w:r>
-      <w:ins w:id="1025" w:author="Northwind Legal" w:date="2026-10-17T01:47:38Z">
+      <w:ins w:id="1025" w:author="Northwind Legal" w:date="2026-10-17T10:08:57Z">
         <w:r>
           <w:rPr>
             <w:rFonts w:ascii="Arial" w:hAnsi="Arial" w:cs="Arial"/>
@@ -2844,7 +2844,7 @@
         </w:rPr>
         <w:t xml:space="preserve"> or court </w:t>
       </w:r>
-      <w:del w:id="1027" w:author="Northwind Legal" w:date="2026-10-17T01:47:38Z">
+      <w:del w:id="1027" w:author="Northwind Legal" w:date="2026-10-17T10:08:57Z">
         <w:r>
           <w:rPr>
             <w:rFonts w:ascii="Arial" w:hAnsi="Arial" w:cs="Arial"/>
@@ -2855,7 +2855,7 @@
           <w:delText xml:space="preserve">order, provided (to the extent legally permitted) it provides the Disclosing Party reasonable advance notice of the required disclosure and reasonably cooperates, at the Disclosing Party’s expense, with the Disclosing Party’s efforts to obtain confidential treatment for the Confidential Information.</w:delText>
         </w:r>
       </w:del>
-      <w:ins w:id="1026" w:author="Northwind Legal" w:date="2026-10-17T01:47:38Z">
+      <w:ins w:id="1026" w:author="Northwind Legal" w:date="2026-10-17T10:08:57Z">
         <w:r>
           <w:rPr>
             <w:rFonts w:ascii="Arial" w:hAnsi="Arial" w:cs="Arial"/>
@@ -3382,7 +3382,7 @@
         </w:rPr>
         <w:t xml:space="preserve">Neither party may assign this MNDA without the prior written consent of the other party, except that either party may assign this MNDA </w:t>
       </w:r>
-      <w:ins w:id="1031" w:author="Northwind Legal" w:date="2026-10-17T01:47:38Z">
+      <w:ins w:id="1031" w:author="Northwind Legal" w:date="2026-10-17T10:08:57Z">
         <w:r>
           <w:rPr>
             <w:rFonts w:ascii="Arial" w:hAnsi="Arial" w:cs="Arial"/>
@@ -3401,7 +3401,7 @@
         <w:t xml:space="preserve">in connection with a merger, reorganization, </w:t>
       </w:r>
       <w:proofErr w:type="gramStart"/>
-      <w:del w:id="1029" w:author="Northwind Legal" w:date="2026-10-17T01:47:38Z">
+      <w:del w:id="1029" w:author="Northwind Legal" w:date="2026-10-17T10:08:57Z">
         <w:r>
           <w:rPr>
             <w:rFonts w:ascii="Arial" w:hAnsi="Arial" w:cs="Arial"/>
@@ -3412,7 +3412,7 @@
         </w:r>
       </w:del>
       <w:proofErr w:type="gramEnd"/>
-      <w:del w:id="1030" w:author="Northwind Legal" w:date="2026-10-17T01:47:38Z">
+      <w:del w:id="1030" w:author="Northwind Legal" w:date="2026-10-17T10:08:57Z">
         <w:r>
           <w:rPr>
             <w:rFonts w:ascii="Arial" w:hAnsi="Arial" w:cs="Arial"/>
@@ -3422,7 +3422,7 @@
           <w:delText xml:space="preserve"> </w:delText>
         </w:r>
       </w:del>
-      <w:ins w:id="1028" w:author="Northwind Legal" w:date="2026-10-17T01:47:38Z">
+      <w:ins w:id="1028" w:author="Northwind Legal" w:date="2026-10-17T10:08:57Z">
         <w:r>
           <w:rPr>
             <w:rFonts w:ascii="Arial" w:hAnsi="Arial" w:cs="Arial"/>
@@ -3493,7 +3493,7 @@
 
 <file path=word/comments.xml><?xml version="1.0" encoding="utf-8"?>
 <w:comments xmlns:w="http://schemas.openxmlformats.org/wordprocessingml/2006/main" xmlns:w14="http://schemas.microsoft.com/office/word/2010/wordml">
-  <w:comment w:id="0" w:author="Northwind Legal" w:date="2026-10-17T01:47:38Z" w:initials="NL">
+  <w:comment w:id="0" w:author="Northwind Legal" w:date="2026-10-17T10:08:57Z" w:initials="NL">
     <w:p>
       <w:r>
         <w:annotationRef/>
@@ -3503,7 +3503,7 @@
       </w:r>
     </w:p>
   </w:comment>
-  <w:comment w:id="1" w:author="Northwind Legal" w:date="2026-10-17T01:47:38Z" w:initials="NL">
+  <w:comment w:id="1" w:author="Northwind Legal" w:date="2026-10-17T10:08:57Z" w:initials="NL">
     <w:p>
       <w:r>
         <w:annotationRef/>
@@ -3513,7 +3513,7 @@
       </w:r>
     </w:p>
   </w:comment>
-  <w:comment w:id="2" w:author="Northwind Legal" w:date="2026-10-17T01:47:38Z" w:initials="NL">
+  <w:comment w:id="2" w:author="Northwind Legal" w:date="2026-10-17T10:08:57Z" w:initials="NL">
     <w:p>
       <w:r>
         <w:annotationRef/>
@@ -3523,7 +3523,7 @@
       </w:r>
     </w:p>
   </w:comment>
-  <w:comment w:id="3" w:author="Northwind Legal" w:date="2026-10-17T01:47:38Z" w:initials="NL">
+  <w:comment w:id="3" w:author="Northwind Legal" w:date="2026-10-17T10:08:57Z" w:initials="NL">
     <w:p>
       <w:r>
         <w:annotationRef/>
@@ -3538,10 +3538,10 @@
 
 <file path=word/commentsExtended.xml><?xml version="1.0" encoding="utf-8"?>
 <w15:commentsEx xmlns:w15="http://schemas.microsoft.com/office/word/2012/wordml" xmlns:mc="http://schemas.openxmlformats.org/markup-compatibility/2006" mc:Ignorable="w15">
-  <w15:commentEx w15:paraId="3FE482E4" w15:done="0"/>
-  <w15:commentEx w15:paraId="73856BC1" w15:done="0"/>
-  <w15:commentEx w15:paraId="42C4E91C" w15:done="0"/>
-  <w15:commentEx w15:paraId="54D01FCA" w15:done="0"/>
+  <w15:commentEx w15:paraId="1493292E" w15:done="0"/>
+  <w15:commentEx w15:paraId="5E227A50" w15:done="0"/>
+  <w15:commentEx w15:paraId="249C13DC" w15:done="0"/>
+  <w15:commentEx w15:paraId="53C93252" w15:done="0"/>
 </w15:commentsEx>
 </file>
 
